--- a/작업일지/32주차.docx
+++ b/작업일지/32주차.docx
@@ -157,9 +157,6 @@
           <w:p>
             <w:pPr>
               <w:jc w:val="center"/>
-              <w:rPr>
-                <w:rFonts w:hint="eastAsia"/>
-              </w:rPr>
             </w:pPr>
             <w:r>
               <w:rPr>
@@ -246,7 +243,6 @@
                 <w:bCs/>
               </w:rPr>
             </w:pPr>
-            <w:proofErr w:type="spellStart"/>
             <w:r>
               <w:rPr>
                 <w:rFonts w:hint="eastAsia"/>
@@ -255,7 +251,6 @@
               </w:rPr>
               <w:t>팀명</w:t>
             </w:r>
-            <w:proofErr w:type="spellEnd"/>
           </w:p>
         </w:tc>
         <w:tc>
@@ -325,21 +320,7 @@
               <w:rPr>
                 <w:rFonts w:hint="eastAsia"/>
               </w:rPr>
-              <w:t xml:space="preserve"> </w:t>
-            </w:r>
-            <w:proofErr w:type="spellStart"/>
-            <w:r>
-              <w:rPr>
-                <w:rFonts w:hint="eastAsia"/>
-              </w:rPr>
-              <w:t>윤이하나</w:t>
-            </w:r>
-            <w:proofErr w:type="spellEnd"/>
-            <w:r>
-              <w:rPr>
-                <w:rFonts w:hint="eastAsia"/>
-              </w:rPr>
-              <w:t xml:space="preserve">(기획, </w:t>
+              <w:t xml:space="preserve"> 윤이하나(기획, </w:t>
             </w:r>
             <w:r>
               <w:rPr>
@@ -376,21 +357,7 @@
               <w:rPr>
                 <w:rFonts w:hint="eastAsia"/>
               </w:rPr>
-              <w:t xml:space="preserve">2022182035 </w:t>
-            </w:r>
-            <w:proofErr w:type="spellStart"/>
-            <w:r>
-              <w:rPr>
-                <w:rFonts w:hint="eastAsia"/>
-              </w:rPr>
-              <w:t>임채은</w:t>
-            </w:r>
-            <w:proofErr w:type="spellEnd"/>
-            <w:r>
-              <w:rPr>
-                <w:rFonts w:hint="eastAsia"/>
-              </w:rPr>
-              <w:t>(클라/서버)</w:t>
+              <w:t>2022182035 임채은(클라/서버)</w:t>
             </w:r>
           </w:p>
         </w:tc>
@@ -497,7 +464,6 @@
                 <w:bCs/>
               </w:rPr>
             </w:pPr>
-            <w:proofErr w:type="spellStart"/>
             <w:r>
               <w:rPr>
                 <w:rFonts w:hint="eastAsia"/>
@@ -506,7 +472,6 @@
               </w:rPr>
               <w:t>윤이하나</w:t>
             </w:r>
-            <w:proofErr w:type="spellEnd"/>
           </w:p>
         </w:tc>
         <w:tc>
@@ -547,21 +512,31 @@
               <w:rPr>
                 <w:rFonts w:hint="eastAsia"/>
               </w:rPr>
-              <w:t>-</w:t>
-            </w:r>
-            <w:proofErr w:type="spellStart"/>
-            <w:r>
-              <w:rPr>
-                <w:rFonts w:hint="eastAsia"/>
-              </w:rPr>
-              <w:t>타일맵</w:t>
-            </w:r>
-            <w:proofErr w:type="spellEnd"/>
-            <w:r>
-              <w:rPr>
-                <w:rFonts w:hint="eastAsia"/>
-              </w:rPr>
-              <w:t xml:space="preserve"> 제작 끝내기</w:t>
+              <w:t>-타일맵 제작 끝내기</w:t>
+            </w:r>
+          </w:p>
+          <w:p>
+            <w:r>
+              <w:rPr>
+                <w:rFonts w:hint="eastAsia"/>
+              </w:rPr>
+              <w:t>-몬스터 다른 방 이동 마무리</w:t>
+            </w:r>
+          </w:p>
+          <w:p>
+            <w:r>
+              <w:rPr>
+                <w:rFonts w:hint="eastAsia"/>
+              </w:rPr>
+              <w:t>-서버에 인벤토리 구현하기</w:t>
+            </w:r>
+          </w:p>
+          <w:p>
+            <w:r>
+              <w:rPr>
+                <w:rFonts w:hint="eastAsia"/>
+              </w:rPr>
+              <w:t>-플레이어 아이템 상호작용, 문 상호작용 등 필요한 패킷 추가 후 통신 구현하기</w:t>
             </w:r>
           </w:p>
           <w:p>
@@ -574,36 +549,13 @@
               <w:rPr>
                 <w:rFonts w:hint="eastAsia"/>
               </w:rPr>
-              <w:t>-몬스터 다른 방 이동 마무리</w:t>
-            </w:r>
-          </w:p>
-          <w:p>
-            <w:r>
-              <w:rPr>
-                <w:rFonts w:hint="eastAsia"/>
-              </w:rPr>
-              <w:t>-서버에 인벤토리 구현하기</w:t>
-            </w:r>
-          </w:p>
-          <w:p>
-            <w:r>
-              <w:rPr>
-                <w:rFonts w:hint="eastAsia"/>
-              </w:rPr>
-              <w:t>-플레이어 아이템 상호작용, 문 상호작용 등 필요한 패킷 추가 후 통신 구현하기</w:t>
-            </w:r>
-          </w:p>
-          <w:p>
-            <w:pPr>
-              <w:rPr>
-                <w:rFonts w:hint="eastAsia"/>
-              </w:rPr>
-            </w:pPr>
-            <w:r>
-              <w:rPr>
-                <w:rFonts w:hint="eastAsia"/>
-              </w:rPr>
               <w:t xml:space="preserve">-절차적 큐브 생성 </w:t>
+            </w:r>
+            <w:r>
+              <w:rPr>
+                <w:rFonts w:hint="eastAsia"/>
+              </w:rPr>
+              <w:t>내용 일부 수정하기</w:t>
             </w:r>
           </w:p>
         </w:tc>
@@ -620,7 +572,6 @@
                 <w:bCs/>
               </w:rPr>
             </w:pPr>
-            <w:proofErr w:type="spellStart"/>
             <w:r>
               <w:rPr>
                 <w:rFonts w:hint="eastAsia"/>
@@ -629,7 +580,6 @@
               </w:rPr>
               <w:t>임채은</w:t>
             </w:r>
-            <w:proofErr w:type="spellEnd"/>
           </w:p>
         </w:tc>
         <w:tc>
@@ -679,7 +629,6 @@
                 <w:bCs/>
               </w:rPr>
             </w:pPr>
-            <w:proofErr w:type="spellStart"/>
             <w:r>
               <w:rPr>
                 <w:rFonts w:hint="eastAsia"/>
@@ -688,7 +637,6 @@
               </w:rPr>
               <w:t>윤이하나</w:t>
             </w:r>
-            <w:proofErr w:type="spellEnd"/>
           </w:p>
         </w:tc>
         <w:tc>
@@ -734,35 +682,75 @@
               <w:rPr>
                 <w:rFonts w:hint="eastAsia"/>
               </w:rPr>
-              <w:t xml:space="preserve">-드디어 </w:t>
-            </w:r>
-            <w:proofErr w:type="spellStart"/>
-            <w:r>
-              <w:rPr>
-                <w:rFonts w:hint="eastAsia"/>
-              </w:rPr>
-              <w:t>타일맵을</w:t>
-            </w:r>
-            <w:proofErr w:type="spellEnd"/>
-            <w:r>
-              <w:rPr>
-                <w:rFonts w:hint="eastAsia"/>
-              </w:rPr>
-              <w:t xml:space="preserve"> 다 완성했다. </w:t>
-            </w:r>
-            <w:proofErr w:type="spellStart"/>
-            <w:r>
-              <w:rPr>
-                <w:rFonts w:hint="eastAsia"/>
-              </w:rPr>
-              <w:t>FactoryRoom</w:t>
-            </w:r>
-            <w:proofErr w:type="spellEnd"/>
-            <w:r>
-              <w:rPr>
-                <w:rFonts w:hint="eastAsia"/>
-              </w:rPr>
-              <w:t>이 제일 어려웠다.</w:t>
+              <w:t>-드디어 타일맵을 다 완성했다. FactoryRoom이 제일 어려웠다.</w:t>
+            </w:r>
+          </w:p>
+          <w:p>
+            <w:r>
+              <w:rPr>
+                <w:rFonts w:hint="eastAsia"/>
+              </w:rPr>
+              <w:t xml:space="preserve">-타일맵 완성 후, 몬스터가 다른 방으로 이동하는 것을 확인하기 위해 </w:t>
+            </w:r>
+            <w:r>
+              <w:rPr>
+                <w:rFonts w:hint="eastAsia"/>
+              </w:rPr>
+              <w:t xml:space="preserve">y축으로 </w:t>
+            </w:r>
+            <w:r>
+              <w:rPr>
+                <w:rFonts w:hint="eastAsia"/>
+              </w:rPr>
+              <w:t>쭉 가도록 설정해놨고, 다른 방으로 잘 이동하는 것을 확인했다.</w:t>
+            </w:r>
+          </w:p>
+          <w:p>
+            <w:r>
+              <w:rPr>
+                <w:rFonts w:hint="eastAsia"/>
+              </w:rPr>
+              <w:t xml:space="preserve">다른 방 이동하고 그 방 안에서도 잘 이동하는지랑 계단 이동이 잘 되는지도 확인이 필요한데 이건 </w:t>
+            </w:r>
+            <w:r>
+              <w:rPr>
+                <w:rFonts w:hint="eastAsia"/>
+              </w:rPr>
+              <w:t>플레이어를 따라다니게 해서 확인해봐야 할 것 같다.</w:t>
+            </w:r>
+          </w:p>
+          <w:p>
+            <w:r>
+              <w:rPr>
+                <w:rFonts w:hint="eastAsia"/>
+              </w:rPr>
+              <w:t xml:space="preserve">-서버에 </w:t>
+            </w:r>
+            <w:r>
+              <w:rPr>
+                <w:rFonts w:hint="eastAsia"/>
+              </w:rPr>
+              <w:t xml:space="preserve">플레이어 </w:t>
+            </w:r>
+            <w:r>
+              <w:rPr>
+                <w:rFonts w:hint="eastAsia"/>
+              </w:rPr>
+              <w:t>인벤토리 구현을 완료했다</w:t>
+            </w:r>
+            <w:r>
+              <w:rPr>
+                <w:rFonts w:hint="eastAsia"/>
+              </w:rPr>
+              <w:t>.</w:t>
+            </w:r>
+          </w:p>
+          <w:p>
+            <w:r>
+              <w:rPr>
+                <w:rFonts w:hint="eastAsia"/>
+              </w:rPr>
+              <w:t>아이템 획득, 떨어뜨리기 전부 잘 되고, 아이템 정보 자체는 계속 Room이 가지고 있고, 플레이어는 인벤토리에 id로 가지고 있게 했다.</w:t>
             </w:r>
           </w:p>
           <w:p>
@@ -775,51 +763,73 @@
               <w:rPr>
                 <w:rFonts w:hint="eastAsia"/>
               </w:rPr>
+              <w:t>그리고</w:t>
+            </w:r>
+          </w:p>
+          <w:p>
+            <w:r>
+              <w:rPr>
+                <w:rFonts w:hint="eastAsia"/>
+              </w:rPr>
+              <w:t>-이번주 구현할 것에 필요한 패킷 추가</w:t>
+            </w:r>
+            <w:r>
+              <w:rPr>
+                <w:rFonts w:hint="eastAsia"/>
+              </w:rPr>
+              <w:t>와</w:t>
+            </w:r>
+            <w:r>
+              <w:rPr>
+                <w:rFonts w:hint="eastAsia"/>
+              </w:rPr>
+              <w:t xml:space="preserve"> 통신</w:t>
+            </w:r>
+            <w:r>
+              <w:rPr>
+                <w:rFonts w:hint="eastAsia"/>
+              </w:rPr>
+              <w:t xml:space="preserve"> 구현</w:t>
+            </w:r>
+            <w:r>
+              <w:rPr>
+                <w:rFonts w:hint="eastAsia"/>
+              </w:rPr>
+              <w:t xml:space="preserve">은 전부 </w:t>
+            </w:r>
+            <w:r>
+              <w:rPr>
+                <w:rFonts w:hint="eastAsia"/>
+              </w:rPr>
+              <w:t>완료</w:t>
+            </w:r>
+            <w:r>
+              <w:rPr>
+                <w:rFonts w:hint="eastAsia"/>
+              </w:rPr>
+              <w:t>했다.</w:t>
+            </w:r>
+          </w:p>
+          <w:p>
+            <w:r>
+              <w:rPr>
+                <w:rFonts w:hint="eastAsia"/>
+              </w:rPr>
               <w:t>-</w:t>
             </w:r>
-            <w:proofErr w:type="spellStart"/>
-            <w:r>
-              <w:rPr>
-                <w:rFonts w:hint="eastAsia"/>
-              </w:rPr>
-              <w:t>타일맵</w:t>
-            </w:r>
-            <w:proofErr w:type="spellEnd"/>
-            <w:r>
-              <w:rPr>
-                <w:rFonts w:hint="eastAsia"/>
-              </w:rPr>
-              <w:t xml:space="preserve"> 완성 후, 몬스터가 다른 방으로 이동하는 것을 확인하기 위해 한 방향으로 쭉 가도록 </w:t>
-            </w:r>
-            <w:proofErr w:type="spellStart"/>
-            <w:r>
-              <w:rPr>
-                <w:rFonts w:hint="eastAsia"/>
-              </w:rPr>
-              <w:t>설정해놨고</w:t>
-            </w:r>
-            <w:proofErr w:type="spellEnd"/>
-            <w:r>
-              <w:rPr>
-                <w:rFonts w:hint="eastAsia"/>
-              </w:rPr>
-              <w:t>, 다른 방으로 잘 이동하는 것을 확인했다. 근데 지금은 알고리즘으로 이동하는 게 아니라 그냥 한쪽으로 계속 이동하고 있어서 계단 이동 확인은 A* 알고리즘으로 플레이어를 따라다니게 해서 확인해봐야 할 것 같다.</w:t>
-            </w:r>
-          </w:p>
-          <w:p>
-            <w:r>
-              <w:rPr>
-                <w:rFonts w:hint="eastAsia"/>
-              </w:rPr>
-              <w:t>-서버에 인벤토리 구현을 완료했다. 잘 작동하는 것을 확인했다.</w:t>
-            </w:r>
-          </w:p>
-          <w:p>
-            <w:r>
-              <w:rPr>
-                <w:rFonts w:hint="eastAsia"/>
-              </w:rPr>
-              <w:t>-이번주 구현할 것에 필요한 패킷들을 추가하고 통신은 전부 구현했다.</w:t>
+            <w:r>
+              <w:rPr>
+                <w:rFonts w:hint="eastAsia"/>
+              </w:rPr>
+              <w:t>이전에는 큐브를 생성하고 문을 생성할 때 확률에 따라 생성했는데, 이렇게 생성하면 큐브 생성 개수만큼 생성이 안되는 경우가 종종 생겼다.</w:t>
+            </w:r>
+          </w:p>
+          <w:p>
+            <w:r>
+              <w:rPr>
+                <w:rFonts w:hint="eastAsia"/>
+              </w:rPr>
+              <w:t>그래서 문은 전부 생성하고, 연결되지 않은 문은 벽으로 바꾸는 방식으로 수정했고, 지금은 큐브 생성 개수만큼 잘 생성되고 있다.</w:t>
             </w:r>
           </w:p>
           <w:p>
@@ -832,7 +842,7 @@
               <w:rPr>
                 <w:rFonts w:hint="eastAsia"/>
               </w:rPr>
-              <w:t>-</w:t>
+              <w:t>그런데 아직 층마다 적절한 방 분배는 되고 있지 않아 이 부분도 수정해야한다.</w:t>
             </w:r>
           </w:p>
         </w:tc>
@@ -849,7 +859,6 @@
                 <w:bCs/>
               </w:rPr>
             </w:pPr>
-            <w:proofErr w:type="spellStart"/>
             <w:r>
               <w:rPr>
                 <w:rFonts w:hint="eastAsia"/>
@@ -858,7 +867,6 @@
               </w:rPr>
               <w:t>임채은</w:t>
             </w:r>
-            <w:proofErr w:type="spellEnd"/>
           </w:p>
         </w:tc>
         <w:tc>

--- a/작업일지/32주차.docx
+++ b/작업일지/32주차.docx
@@ -243,6 +243,7 @@
                 <w:bCs/>
               </w:rPr>
             </w:pPr>
+            <w:proofErr w:type="spellStart"/>
             <w:r>
               <w:rPr>
                 <w:rFonts w:hint="eastAsia"/>
@@ -251,6 +252,7 @@
               </w:rPr>
               <w:t>팀명</w:t>
             </w:r>
+            <w:proofErr w:type="spellEnd"/>
           </w:p>
         </w:tc>
         <w:tc>
@@ -357,7 +359,21 @@
               <w:rPr>
                 <w:rFonts w:hint="eastAsia"/>
               </w:rPr>
-              <w:t>2022182035 임채은(클라/서버)</w:t>
+              <w:t xml:space="preserve">2022182035 </w:t>
+            </w:r>
+            <w:proofErr w:type="spellStart"/>
+            <w:r>
+              <w:rPr>
+                <w:rFonts w:hint="eastAsia"/>
+              </w:rPr>
+              <w:t>임채은</w:t>
+            </w:r>
+            <w:proofErr w:type="spellEnd"/>
+            <w:r>
+              <w:rPr>
+                <w:rFonts w:hint="eastAsia"/>
+              </w:rPr>
+              <w:t>(클라/서버)</w:t>
             </w:r>
           </w:p>
         </w:tc>
@@ -478,7 +494,36 @@
           <w:tcPr>
             <w:tcW w:w="9214" w:type="dxa"/>
           </w:tcPr>
-          <w:p/>
+          <w:p>
+            <w:r>
+              <w:rPr>
+                <w:rFonts w:hint="eastAsia"/>
+              </w:rPr>
+              <w:t>- Spider FSM 수정</w:t>
+            </w:r>
+          </w:p>
+          <w:p>
+            <w:r>
+              <w:rPr>
+                <w:rFonts w:hint="eastAsia"/>
+              </w:rPr>
+              <w:t xml:space="preserve">- Cube </w:t>
+            </w:r>
+            <w:proofErr w:type="spellStart"/>
+            <w:r>
+              <w:rPr>
+                <w:rFonts w:hint="eastAsia"/>
+              </w:rPr>
+              <w:t>메테리얼</w:t>
+            </w:r>
+            <w:proofErr w:type="spellEnd"/>
+            <w:r>
+              <w:rPr>
+                <w:rFonts w:hint="eastAsia"/>
+              </w:rPr>
+              <w:t xml:space="preserve"> 적용</w:t>
+            </w:r>
+          </w:p>
         </w:tc>
       </w:tr>
       <w:tr>
@@ -512,7 +557,21 @@
               <w:rPr>
                 <w:rFonts w:hint="eastAsia"/>
               </w:rPr>
-              <w:t>-타일맵 제작 끝내기</w:t>
+              <w:t>-</w:t>
+            </w:r>
+            <w:proofErr w:type="spellStart"/>
+            <w:r>
+              <w:rPr>
+                <w:rFonts w:hint="eastAsia"/>
+              </w:rPr>
+              <w:t>타일맵</w:t>
+            </w:r>
+            <w:proofErr w:type="spellEnd"/>
+            <w:r>
+              <w:rPr>
+                <w:rFonts w:hint="eastAsia"/>
+              </w:rPr>
+              <w:t xml:space="preserve"> 제작 끝내기</w:t>
             </w:r>
           </w:p>
           <w:p>
@@ -540,11 +599,6 @@
             </w:r>
           </w:p>
           <w:p>
-            <w:pPr>
-              <w:rPr>
-                <w:rFonts w:hint="eastAsia"/>
-              </w:rPr>
-            </w:pPr>
             <w:r>
               <w:rPr>
                 <w:rFonts w:hint="eastAsia"/>
@@ -572,6 +626,7 @@
                 <w:bCs/>
               </w:rPr>
             </w:pPr>
+            <w:proofErr w:type="spellStart"/>
             <w:r>
               <w:rPr>
                 <w:rFonts w:hint="eastAsia"/>
@@ -580,6 +635,7 @@
               </w:rPr>
               <w:t>임채은</w:t>
             </w:r>
+            <w:proofErr w:type="spellEnd"/>
           </w:p>
         </w:tc>
         <w:tc>
@@ -644,10 +700,137 @@
             <w:tcW w:w="9214" w:type="dxa"/>
           </w:tcPr>
           <w:p>
+            <w:r>
+              <w:rPr>
+                <w:rFonts w:hint="eastAsia"/>
+              </w:rPr>
+              <w:t>- Spider의 FSM을 수정하였다. 플레이어를 추적할 때 문을 열고 쫓아갈 수 있으면 좋을 것 같아 새로운 State(</w:t>
+            </w:r>
+            <w:proofErr w:type="spellStart"/>
+            <w:r>
+              <w:rPr>
+                <w:rFonts w:hint="eastAsia"/>
+              </w:rPr>
+              <w:t>OpeningDoor</w:t>
+            </w:r>
+            <w:proofErr w:type="spellEnd"/>
+            <w:r>
+              <w:rPr>
+                <w:rFonts w:hint="eastAsia"/>
+              </w:rPr>
+              <w:t>)</w:t>
+            </w:r>
+            <w:proofErr w:type="spellStart"/>
+            <w:r>
+              <w:rPr>
+                <w:rFonts w:hint="eastAsia"/>
+              </w:rPr>
+              <w:t>를</w:t>
+            </w:r>
+            <w:proofErr w:type="spellEnd"/>
+            <w:r>
+              <w:rPr>
+                <w:rFonts w:hint="eastAsia"/>
+              </w:rPr>
+              <w:t xml:space="preserve"> 추가하였다. Stat 항목도 수정하였다. 기존에는 인식, 공격 범위를 육면체 모양으로 인식하게끔 하였는데, 직선 거리로의 반경과 시야각을 통해 부채꼴 모양으로 플레이어를 인식하도록 변경하였다.</w:t>
+            </w:r>
+          </w:p>
+          <w:p>
             <w:pPr>
-              <w:pStyle w:val="a6"/>
-              <w:ind w:left="880"/>
+              <w:rPr>
+                <w:rFonts w:hint="eastAsia"/>
+              </w:rPr>
             </w:pPr>
+            <w:r>
+              <w:rPr>
+                <w:rFonts w:hint="eastAsia"/>
+              </w:rPr>
+              <w:t xml:space="preserve">- Cube에 </w:t>
+            </w:r>
+            <w:proofErr w:type="spellStart"/>
+            <w:r>
+              <w:rPr>
+                <w:rFonts w:hint="eastAsia"/>
+              </w:rPr>
+              <w:t>메테리얼을</w:t>
+            </w:r>
+            <w:proofErr w:type="spellEnd"/>
+            <w:r>
+              <w:rPr>
+                <w:rFonts w:hint="eastAsia"/>
+              </w:rPr>
+              <w:t xml:space="preserve"> 적용하였다. 맥스에서 UVW Map을 이용해 균일한 사이즈의 정육면체로 Mapping이 되도록 해서 찌그러지지 않는다. </w:t>
+            </w:r>
+            <w:proofErr w:type="spellStart"/>
+            <w:r>
+              <w:rPr>
+                <w:rFonts w:hint="eastAsia"/>
+              </w:rPr>
+              <w:t>메테리얼은</w:t>
+            </w:r>
+            <w:proofErr w:type="spellEnd"/>
+            <w:r>
+              <w:rPr>
+                <w:rFonts w:hint="eastAsia"/>
+              </w:rPr>
+              <w:t xml:space="preserve"> </w:t>
+            </w:r>
+            <w:proofErr w:type="spellStart"/>
+            <w:r>
+              <w:rPr>
+                <w:rFonts w:hint="eastAsia"/>
+              </w:rPr>
+              <w:t>언리얼의</w:t>
+            </w:r>
+            <w:proofErr w:type="spellEnd"/>
+            <w:r>
+              <w:rPr>
+                <w:rFonts w:hint="eastAsia"/>
+              </w:rPr>
+              <w:t xml:space="preserve"> </w:t>
+            </w:r>
+            <w:proofErr w:type="spellStart"/>
+            <w:r>
+              <w:rPr>
+                <w:rFonts w:hint="eastAsia"/>
+              </w:rPr>
+              <w:t>StarterContent</w:t>
+            </w:r>
+            <w:proofErr w:type="spellEnd"/>
+            <w:r>
+              <w:rPr>
+                <w:rFonts w:hint="eastAsia"/>
+              </w:rPr>
+              <w:t xml:space="preserve">와 저작권 문제가 없는 무료 CC0 텍스처들을 이용해 우리 프로젝트에 추가하였다. 14개의 큐브에 총 16개의 </w:t>
+            </w:r>
+            <w:proofErr w:type="spellStart"/>
+            <w:r>
+              <w:rPr>
+                <w:rFonts w:hint="eastAsia"/>
+              </w:rPr>
+              <w:t>메테리얼을</w:t>
+            </w:r>
+            <w:proofErr w:type="spellEnd"/>
+            <w:r>
+              <w:rPr>
+                <w:rFonts w:hint="eastAsia"/>
+              </w:rPr>
+              <w:t xml:space="preserve"> 적용하였다. </w:t>
+            </w:r>
+            <w:proofErr w:type="spellStart"/>
+            <w:r>
+              <w:rPr>
+                <w:rFonts w:hint="eastAsia"/>
+              </w:rPr>
+              <w:t>메테리얼이</w:t>
+            </w:r>
+            <w:proofErr w:type="spellEnd"/>
+            <w:r>
+              <w:rPr>
+                <w:rFonts w:hint="eastAsia"/>
+              </w:rPr>
+              <w:t xml:space="preserve"> 프로젝트에 부담을 주지 않을지 걱정이 된다.</w:t>
+            </w:r>
           </w:p>
         </w:tc>
       </w:tr>
@@ -682,15 +865,57 @@
               <w:rPr>
                 <w:rFonts w:hint="eastAsia"/>
               </w:rPr>
-              <w:t>-드디어 타일맵을 다 완성했다. FactoryRoom이 제일 어려웠다.</w:t>
-            </w:r>
-          </w:p>
-          <w:p>
-            <w:r>
-              <w:rPr>
-                <w:rFonts w:hint="eastAsia"/>
-              </w:rPr>
-              <w:t xml:space="preserve">-타일맵 완성 후, 몬스터가 다른 방으로 이동하는 것을 확인하기 위해 </w:t>
+              <w:t xml:space="preserve">-드디어 </w:t>
+            </w:r>
+            <w:proofErr w:type="spellStart"/>
+            <w:r>
+              <w:rPr>
+                <w:rFonts w:hint="eastAsia"/>
+              </w:rPr>
+              <w:t>타일맵을</w:t>
+            </w:r>
+            <w:proofErr w:type="spellEnd"/>
+            <w:r>
+              <w:rPr>
+                <w:rFonts w:hint="eastAsia"/>
+              </w:rPr>
+              <w:t xml:space="preserve"> 다 완성했다. </w:t>
+            </w:r>
+            <w:proofErr w:type="spellStart"/>
+            <w:r>
+              <w:rPr>
+                <w:rFonts w:hint="eastAsia"/>
+              </w:rPr>
+              <w:t>FactoryRoom</w:t>
+            </w:r>
+            <w:proofErr w:type="spellEnd"/>
+            <w:r>
+              <w:rPr>
+                <w:rFonts w:hint="eastAsia"/>
+              </w:rPr>
+              <w:t>이 제일 어려웠다.</w:t>
+            </w:r>
+          </w:p>
+          <w:p>
+            <w:r>
+              <w:rPr>
+                <w:rFonts w:hint="eastAsia"/>
+              </w:rPr>
+              <w:t>-</w:t>
+            </w:r>
+            <w:proofErr w:type="spellStart"/>
+            <w:r>
+              <w:rPr>
+                <w:rFonts w:hint="eastAsia"/>
+              </w:rPr>
+              <w:t>타일맵</w:t>
+            </w:r>
+            <w:proofErr w:type="spellEnd"/>
+            <w:r>
+              <w:rPr>
+                <w:rFonts w:hint="eastAsia"/>
+              </w:rPr>
+              <w:t xml:space="preserve"> 완성 후, 몬스터가 다른 방으로 이동하는 것을 확인하기 위해 </w:t>
             </w:r>
             <w:r>
               <w:rPr>
@@ -702,15 +927,43 @@
               <w:rPr>
                 <w:rFonts w:hint="eastAsia"/>
               </w:rPr>
-              <w:t>쭉 가도록 설정해놨고, 다른 방으로 잘 이동하는 것을 확인했다.</w:t>
-            </w:r>
-          </w:p>
-          <w:p>
-            <w:r>
-              <w:rPr>
-                <w:rFonts w:hint="eastAsia"/>
-              </w:rPr>
-              <w:t xml:space="preserve">다른 방 이동하고 그 방 안에서도 잘 이동하는지랑 계단 이동이 잘 되는지도 확인이 필요한데 이건 </w:t>
+              <w:t xml:space="preserve">쭉 가도록 </w:t>
+            </w:r>
+            <w:proofErr w:type="spellStart"/>
+            <w:r>
+              <w:rPr>
+                <w:rFonts w:hint="eastAsia"/>
+              </w:rPr>
+              <w:t>설정해놨고</w:t>
+            </w:r>
+            <w:proofErr w:type="spellEnd"/>
+            <w:r>
+              <w:rPr>
+                <w:rFonts w:hint="eastAsia"/>
+              </w:rPr>
+              <w:t>, 다른 방으로 잘 이동하는 것을 확인했다.</w:t>
+            </w:r>
+          </w:p>
+          <w:p>
+            <w:r>
+              <w:rPr>
+                <w:rFonts w:hint="eastAsia"/>
+              </w:rPr>
+              <w:t xml:space="preserve">다른 방 이동하고 그 방 안에서도 잘 </w:t>
+            </w:r>
+            <w:proofErr w:type="spellStart"/>
+            <w:r>
+              <w:rPr>
+                <w:rFonts w:hint="eastAsia"/>
+              </w:rPr>
+              <w:t>이동하는지랑</w:t>
+            </w:r>
+            <w:proofErr w:type="spellEnd"/>
+            <w:r>
+              <w:rPr>
+                <w:rFonts w:hint="eastAsia"/>
+              </w:rPr>
+              <w:t xml:space="preserve"> 계단 이동이 잘 되는지도 확인이 필요한데 이건 </w:t>
             </w:r>
             <w:r>
               <w:rPr>
@@ -750,15 +1003,17 @@
               <w:rPr>
                 <w:rFonts w:hint="eastAsia"/>
               </w:rPr>
-              <w:t>아이템 획득, 떨어뜨리기 전부 잘 되고, 아이템 정보 자체는 계속 Room이 가지고 있고, 플레이어는 인벤토리에 id로 가지고 있게 했다.</w:t>
-            </w:r>
-          </w:p>
-          <w:p>
-            <w:pPr>
-              <w:rPr>
-                <w:rFonts w:hint="eastAsia"/>
-              </w:rPr>
-            </w:pPr>
+              <w:t xml:space="preserve">아이템 획득, 떨어뜨리기 전부 잘 되고, 아이템 정보 자체는 계속 Room이 가지고 있고, </w:t>
+            </w:r>
+            <w:r>
+              <w:rPr>
+                <w:rFonts w:hint="eastAsia"/>
+              </w:rPr>
+              <w:lastRenderedPageBreak/>
+              <w:t>플레이어는 인벤토리에 id로 가지고 있게 했다.</w:t>
+            </w:r>
+          </w:p>
+          <w:p>
             <w:r>
               <w:rPr>
                 <w:rFonts w:hint="eastAsia"/>
@@ -833,16 +1088,25 @@
             </w:r>
           </w:p>
           <w:p>
-            <w:pPr>
-              <w:rPr>
-                <w:rFonts w:hint="eastAsia"/>
-              </w:rPr>
-            </w:pPr>
-            <w:r>
-              <w:rPr>
-                <w:rFonts w:hint="eastAsia"/>
-              </w:rPr>
-              <w:t>그런데 아직 층마다 적절한 방 분배는 되고 있지 않아 이 부분도 수정해야한다.</w:t>
+            <w:r>
+              <w:rPr>
+                <w:rFonts w:hint="eastAsia"/>
+              </w:rPr>
+              <w:t xml:space="preserve">그런데 아직 층마다 적절한 방 분배는 되고 있지 않아 이 부분도 </w:t>
+            </w:r>
+            <w:proofErr w:type="spellStart"/>
+            <w:r>
+              <w:rPr>
+                <w:rFonts w:hint="eastAsia"/>
+              </w:rPr>
+              <w:t>수정해야한다</w:t>
+            </w:r>
+            <w:proofErr w:type="spellEnd"/>
+            <w:r>
+              <w:rPr>
+                <w:rFonts w:hint="eastAsia"/>
+              </w:rPr>
+              <w:t>.</w:t>
             </w:r>
           </w:p>
         </w:tc>
@@ -859,14 +1123,17 @@
                 <w:bCs/>
               </w:rPr>
             </w:pPr>
+            <w:proofErr w:type="spellStart"/>
             <w:r>
               <w:rPr>
                 <w:rFonts w:hint="eastAsia"/>
                 <w:b/>
                 <w:bCs/>
               </w:rPr>
+              <w:lastRenderedPageBreak/>
               <w:t>임채은</w:t>
             </w:r>
+            <w:proofErr w:type="spellEnd"/>
           </w:p>
         </w:tc>
         <w:tc>

--- a/작업일지/32주차.docx
+++ b/작업일지/32주차.docx
@@ -125,7 +125,16 @@
           <w:p>
             <w:pPr>
               <w:jc w:val="center"/>
+              <w:rPr>
+                <w:rFonts w:hint="eastAsia"/>
+              </w:rPr>
             </w:pPr>
+            <w:r>
+              <w:rPr>
+                <w:rFonts w:hint="eastAsia"/>
+              </w:rPr>
+              <w:t>32</w:t>
+            </w:r>
           </w:p>
         </w:tc>
         <w:tc>
@@ -359,21 +368,7 @@
               <w:rPr>
                 <w:rFonts w:hint="eastAsia"/>
               </w:rPr>
-              <w:t xml:space="preserve">2022182035 </w:t>
-            </w:r>
-            <w:proofErr w:type="spellStart"/>
-            <w:r>
-              <w:rPr>
-                <w:rFonts w:hint="eastAsia"/>
-              </w:rPr>
-              <w:t>임채은</w:t>
-            </w:r>
-            <w:proofErr w:type="spellEnd"/>
-            <w:r>
-              <w:rPr>
-                <w:rFonts w:hint="eastAsia"/>
-              </w:rPr>
-              <w:t>(클라/서버)</w:t>
+              <w:t>2022182035 임채은(클라/서버)</w:t>
             </w:r>
           </w:p>
         </w:tc>
@@ -626,7 +621,6 @@
                 <w:bCs/>
               </w:rPr>
             </w:pPr>
-            <w:proofErr w:type="spellStart"/>
             <w:r>
               <w:rPr>
                 <w:rFonts w:hint="eastAsia"/>
@@ -635,14 +629,123 @@
               </w:rPr>
               <w:t>임채은</w:t>
             </w:r>
-            <w:proofErr w:type="spellEnd"/>
           </w:p>
         </w:tc>
         <w:tc>
           <w:tcPr>
             <w:tcW w:w="9214" w:type="dxa"/>
           </w:tcPr>
-          <w:p/>
+          <w:p>
+            <w:r>
+              <w:rPr>
+                <w:rFonts w:hint="eastAsia"/>
+              </w:rPr>
+              <w:t xml:space="preserve">- Inventory, </w:t>
+            </w:r>
+            <w:proofErr w:type="spellStart"/>
+            <w:r>
+              <w:rPr>
+                <w:rFonts w:hint="eastAsia"/>
+              </w:rPr>
+              <w:t>ToolBar</w:t>
+            </w:r>
+            <w:proofErr w:type="spellEnd"/>
+            <w:r>
+              <w:rPr>
+                <w:rFonts w:hint="eastAsia"/>
+              </w:rPr>
+              <w:t xml:space="preserve"> 기능(아이템 줍기 시 애니메이션 + </w:t>
+            </w:r>
+            <w:proofErr w:type="spellStart"/>
+            <w:r>
+              <w:rPr>
+                <w:rFonts w:hint="eastAsia"/>
+              </w:rPr>
+              <w:t>인벤에</w:t>
+            </w:r>
+            <w:proofErr w:type="spellEnd"/>
+            <w:r>
+              <w:rPr>
+                <w:rFonts w:hint="eastAsia"/>
+              </w:rPr>
+              <w:t xml:space="preserve"> 넣기, 장비 줍기 시 애니메이션 + </w:t>
+            </w:r>
+            <w:proofErr w:type="spellStart"/>
+            <w:r>
+              <w:rPr>
+                <w:rFonts w:hint="eastAsia"/>
+              </w:rPr>
+              <w:t>툴바에</w:t>
+            </w:r>
+            <w:proofErr w:type="spellEnd"/>
+            <w:r>
+              <w:rPr>
+                <w:rFonts w:hint="eastAsia"/>
+              </w:rPr>
+              <w:t xml:space="preserve"> 넣기, </w:t>
+            </w:r>
+            <w:proofErr w:type="spellStart"/>
+            <w:r>
+              <w:rPr>
+                <w:rFonts w:hint="eastAsia"/>
+              </w:rPr>
+              <w:t>인벤에서</w:t>
+            </w:r>
+            <w:proofErr w:type="spellEnd"/>
+            <w:r>
+              <w:rPr>
+                <w:rFonts w:hint="eastAsia"/>
+              </w:rPr>
+              <w:t xml:space="preserve"> x, c 키 입력으로 이동, v키로 버리기</w:t>
+            </w:r>
+            <w:r>
+              <w:rPr>
+                <w:rFonts w:hint="eastAsia"/>
+              </w:rPr>
+              <w:t xml:space="preserve">, </w:t>
+            </w:r>
+            <w:proofErr w:type="spellStart"/>
+            <w:r>
+              <w:rPr>
+                <w:rFonts w:hint="eastAsia"/>
+              </w:rPr>
+              <w:t>ToolBar</w:t>
+            </w:r>
+            <w:proofErr w:type="spellEnd"/>
+            <w:r>
+              <w:rPr>
+                <w:rFonts w:hint="eastAsia"/>
+              </w:rPr>
+              <w:t xml:space="preserve">에서 마우스 </w:t>
+            </w:r>
+            <w:proofErr w:type="spellStart"/>
+            <w:r>
+              <w:rPr>
+                <w:rFonts w:hint="eastAsia"/>
+              </w:rPr>
+              <w:t>휠로</w:t>
+            </w:r>
+            <w:proofErr w:type="spellEnd"/>
+            <w:r>
+              <w:rPr>
+                <w:rFonts w:hint="eastAsia"/>
+              </w:rPr>
+              <w:t xml:space="preserve"> 장비 변경하기, 동기화)</w:t>
+            </w:r>
+          </w:p>
+          <w:p>
+            <w:pPr>
+              <w:rPr>
+                <w:rFonts w:hint="eastAsia"/>
+              </w:rPr>
+            </w:pPr>
+            <w:r>
+              <w:rPr>
+                <w:rFonts w:hint="eastAsia"/>
+              </w:rPr>
+              <w:t>- 감정 패킷 서버로 보내기</w:t>
+            </w:r>
+          </w:p>
         </w:tc>
       </w:tr>
     </w:tbl>
@@ -736,11 +839,6 @@
             </w:r>
           </w:p>
           <w:p>
-            <w:pPr>
-              <w:rPr>
-                <w:rFonts w:hint="eastAsia"/>
-              </w:rPr>
-            </w:pPr>
             <w:r>
               <w:rPr>
                 <w:rFonts w:hint="eastAsia"/>
@@ -963,7 +1061,14 @@
               <w:rPr>
                 <w:rFonts w:hint="eastAsia"/>
               </w:rPr>
-              <w:t xml:space="preserve"> 계단 이동이 잘 되는지도 확인이 필요한데 이건 </w:t>
+              <w:t xml:space="preserve"> 계단 이동이 잘 되는지도 확인이 필</w:t>
+            </w:r>
+            <w:r>
+              <w:rPr>
+                <w:rFonts w:hint="eastAsia"/>
+              </w:rPr>
+              <w:lastRenderedPageBreak/>
+              <w:t xml:space="preserve">요한데 이건 </w:t>
             </w:r>
             <w:r>
               <w:rPr>
@@ -1003,14 +1108,7 @@
               <w:rPr>
                 <w:rFonts w:hint="eastAsia"/>
               </w:rPr>
-              <w:t xml:space="preserve">아이템 획득, 떨어뜨리기 전부 잘 되고, 아이템 정보 자체는 계속 Room이 가지고 있고, </w:t>
-            </w:r>
-            <w:r>
-              <w:rPr>
-                <w:rFonts w:hint="eastAsia"/>
-              </w:rPr>
-              <w:lastRenderedPageBreak/>
-              <w:t>플레이어는 인벤토리에 id로 가지고 있게 했다.</w:t>
+              <w:t>아이템 획득, 떨어뜨리기 전부 잘 되고, 아이템 정보 자체는 계속 Room이 가지고 있고, 플레이어는 인벤토리에 id로 가지고 있게 했다.</w:t>
             </w:r>
           </w:p>
           <w:p>
@@ -1123,7 +1221,6 @@
                 <w:bCs/>
               </w:rPr>
             </w:pPr>
-            <w:proofErr w:type="spellStart"/>
             <w:r>
               <w:rPr>
                 <w:rFonts w:hint="eastAsia"/>
@@ -1133,14 +1230,176 @@
               <w:lastRenderedPageBreak/>
               <w:t>임채은</w:t>
             </w:r>
-            <w:proofErr w:type="spellEnd"/>
           </w:p>
         </w:tc>
         <w:tc>
           <w:tcPr>
             <w:tcW w:w="9214" w:type="dxa"/>
           </w:tcPr>
-          <w:p/>
+          <w:p>
+            <w:r>
+              <w:rPr>
+                <w:rFonts w:hint="eastAsia"/>
+              </w:rPr>
+              <w:t>- 서버와 클라이언트 동기화 로직이 너무 헷갈려서 네트워크 로직 문서를 작성했다. 작성한 내용을 토대로 피드백 받고 문서를 보면서 구현했더니 훨씬 깔끔하고 소통 오류도 적어졌다.</w:t>
+            </w:r>
+          </w:p>
+          <w:p>
+            <w:r>
+              <w:rPr>
+                <w:rFonts w:hint="eastAsia"/>
+              </w:rPr>
+              <w:t xml:space="preserve">- Inventory와 </w:t>
+            </w:r>
+            <w:proofErr w:type="spellStart"/>
+            <w:r>
+              <w:rPr>
+                <w:rFonts w:hint="eastAsia"/>
+              </w:rPr>
+              <w:t>ToolBar</w:t>
+            </w:r>
+            <w:proofErr w:type="spellEnd"/>
+            <w:r>
+              <w:rPr>
+                <w:rFonts w:hint="eastAsia"/>
+              </w:rPr>
+              <w:t>에서의 기능 구현이 안 된 부분을 구현했다. 입력 부분과 동기화 부분을 작성했고, 완료된 부분은 아이템 줍기(</w:t>
+            </w:r>
+            <w:proofErr w:type="spellStart"/>
+            <w:r>
+              <w:rPr>
+                <w:rFonts w:hint="eastAsia"/>
+              </w:rPr>
+              <w:t>인벤에</w:t>
+            </w:r>
+            <w:proofErr w:type="spellEnd"/>
+            <w:r>
+              <w:rPr>
+                <w:rFonts w:hint="eastAsia"/>
+              </w:rPr>
+              <w:t xml:space="preserve"> 넣기, 애니메이션), </w:t>
+            </w:r>
+            <w:proofErr w:type="spellStart"/>
+            <w:r>
+              <w:rPr>
+                <w:rFonts w:hint="eastAsia"/>
+              </w:rPr>
+              <w:t>인벤에서</w:t>
+            </w:r>
+            <w:proofErr w:type="spellEnd"/>
+            <w:r>
+              <w:rPr>
+                <w:rFonts w:hint="eastAsia"/>
+              </w:rPr>
+              <w:t xml:space="preserve"> 아이템 버리기, 툴바에서 아이템 버리기, 마우스 </w:t>
+            </w:r>
+            <w:proofErr w:type="spellStart"/>
+            <w:r>
+              <w:rPr>
+                <w:rFonts w:hint="eastAsia"/>
+              </w:rPr>
+              <w:t>휠로</w:t>
+            </w:r>
+            <w:proofErr w:type="spellEnd"/>
+            <w:r>
+              <w:rPr>
+                <w:rFonts w:hint="eastAsia"/>
+              </w:rPr>
+              <w:t xml:space="preserve"> </w:t>
+            </w:r>
+            <w:proofErr w:type="spellStart"/>
+            <w:proofErr w:type="gramStart"/>
+            <w:r>
+              <w:rPr>
+                <w:rFonts w:hint="eastAsia"/>
+              </w:rPr>
+              <w:t>들고있는</w:t>
+            </w:r>
+            <w:proofErr w:type="spellEnd"/>
+            <w:proofErr w:type="gramEnd"/>
+            <w:r>
+              <w:rPr>
+                <w:rFonts w:hint="eastAsia"/>
+              </w:rPr>
+              <w:t xml:space="preserve"> 장비 변경하기, 장비 사용(칼 휘두르기)이다. 시간이 안 돼서 구현하지 못한 부분은 장비 사용시 애니메이션 동기화 부분이다. 그리고 다른 플레이어가 마우스 휠 입력을 통해 장비를 변경할 때, 빈 슬롯을 선택할 경우의 패킷 처리 부분을 수정해야 한다. </w:t>
+            </w:r>
+          </w:p>
+          <w:p>
+            <w:r>
+              <w:rPr>
+                <w:rFonts w:hint="eastAsia"/>
+              </w:rPr>
+              <w:t xml:space="preserve">- </w:t>
+            </w:r>
+            <w:proofErr w:type="spellStart"/>
+            <w:r>
+              <w:rPr>
+                <w:rFonts w:hint="eastAsia"/>
+              </w:rPr>
+              <w:t>클라에서는</w:t>
+            </w:r>
+            <w:proofErr w:type="spellEnd"/>
+            <w:r>
+              <w:rPr>
+                <w:rFonts w:hint="eastAsia"/>
+              </w:rPr>
+              <w:t xml:space="preserve"> 플레이어 </w:t>
+            </w:r>
+            <w:proofErr w:type="spellStart"/>
+            <w:r>
+              <w:rPr>
+                <w:rFonts w:hint="eastAsia"/>
+              </w:rPr>
+              <w:t>피봇이</w:t>
+            </w:r>
+            <w:proofErr w:type="spellEnd"/>
+            <w:r>
+              <w:rPr>
+                <w:rFonts w:hint="eastAsia"/>
+              </w:rPr>
+              <w:t xml:space="preserve"> 몸통 중앙인데, 서버는 발바닥이라서 클라이언트에서 서버로 보낼 때와 서버에서 위치를 받았을 때 보정하도록 변경했다.</w:t>
+            </w:r>
+          </w:p>
+          <w:p>
+            <w:pPr>
+              <w:rPr>
+                <w:rFonts w:hint="eastAsia"/>
+              </w:rPr>
+            </w:pPr>
+            <w:r>
+              <w:rPr>
+                <w:rFonts w:hint="eastAsia"/>
+              </w:rPr>
+              <w:t xml:space="preserve">- 문을 생성하는 부분에서 코드를 변경했더니 오류가 발생해서, 일단 문 생성은 </w:t>
+            </w:r>
+            <w:proofErr w:type="spellStart"/>
+            <w:r>
+              <w:rPr>
+                <w:rFonts w:hint="eastAsia"/>
+              </w:rPr>
+              <w:t>스킵하도록</w:t>
+            </w:r>
+            <w:proofErr w:type="spellEnd"/>
+            <w:r>
+              <w:rPr>
+                <w:rFonts w:hint="eastAsia"/>
+              </w:rPr>
+              <w:t xml:space="preserve"> 했다. 이번 주부터 문 생성과 열쇠로 문 열기, 그리고 문과 상호작용해서 문 열고 닫기를 구현해야 한다.</w:t>
+            </w:r>
+          </w:p>
+          <w:p>
+            <w:pPr>
+              <w:rPr>
+                <w:rFonts w:hint="eastAsia"/>
+              </w:rPr>
+            </w:pPr>
+            <w:r>
+              <w:rPr>
+                <w:rFonts w:hint="eastAsia"/>
+              </w:rPr>
+              <w:t>- OpenCV 관련 감정 추출을 1초에 한 번씩 하도록 했는데, 감정 추출이 30번이 되면 평균으로 계산된 패킷을 서버로 보내는 코드를 작성했다. 이거 말고 마이크 구현에 대해 더 찾아봐야겠다.</w:t>
+            </w:r>
+          </w:p>
         </w:tc>
       </w:tr>
     </w:tbl>
